--- a/agentes/mi-negocio/entregables/repesca-24-10-post-clase-whatsapp.docx
+++ b/agentes/mi-negocio/entregables/repesca-24-10-post-clase-whatsapp.docx
@@ -2,7 +2,7 @@
 <file path=word/document.xml><?xml version="1.0" encoding="utf-8"?>
 <w:document xmlns:w="http://schemas.openxmlformats.org/wordprocessingml/2006/main" xmlns:m="http://schemas.openxmlformats.org/officeDocument/2006/math" xmlns:r="http://schemas.openxmlformats.org/officeDocument/2006/relationships" xmlns:o="urn:schemas-microsoft-com:office:office" xmlns:v="urn:schemas-microsoft-com:vml" xmlns:w10="urn:schemas-microsoft-com:office:word" xmlns:a="http://schemas.openxmlformats.org/drawingml/2006/main" xmlns:pic="http://schemas.openxmlformats.org/drawingml/2006/picture" xmlns:wp="http://schemas.openxmlformats.org/drawingml/2006/wordprocessingDrawing">
   <w:body>
-    <w:bookmarkStart w:id="32" w:name="Xe73bd5e368c53bc0ee6b4b7cb050490a381903e"/>
+    <w:bookmarkStart w:id="31" w:name="Xe73bd5e368c53bc0ee6b4b7cb050490a381903e"/>
     <w:p>
       <w:pPr>
         <w:pStyle w:val="Heading1"/>
@@ -115,16 +115,20 @@
         <w:t xml:space="preserve">[N]</w:t>
       </w:r>
       <w:r>
-        <w:t xml:space="preserve">, el número real) y el cierre de Génesis (</w:t>
+        <w:t xml:space="preserve">, el número real) y el cierre de Génesis:</w:t>
+      </w:r>
+      <w:r>
+        <w:t xml:space="preserve"> </w:t>
       </w:r>
       <w:r>
         <w:rPr>
-          <w:rStyle w:val="VerbatimChar"/>
+          <w:bCs/>
+          <w:b/>
         </w:rPr>
-        <w:t xml:space="preserve">[CIERRE]</w:t>
-      </w:r>
-      <w:r>
-        <w:t xml:space="preserve">).</w:t>
+        <w:t xml:space="preserve">hoy, domingo 25, a las 23:59</w:t>
+      </w:r>
+      <w:r>
+        <w:t xml:space="preserve">.</w:t>
       </w:r>
     </w:p>
     <w:p>
@@ -240,26 +244,8 @@
         <w:t xml:space="preserve">: lugares que quedan en Génesis.</w:t>
       </w:r>
     </w:p>
-    <w:p>
-      <w:pPr>
-        <w:numPr>
-          <w:ilvl w:val="0"/>
-          <w:numId w:val="1002"/>
-        </w:numPr>
-        <w:pStyle w:val="Compact"/>
-      </w:pPr>
-      <w:r>
-        <w:rPr>
-          <w:rStyle w:val="VerbatimChar"/>
-        </w:rPr>
-        <w:t xml:space="preserve">[CIERRE]</w:t>
-      </w:r>
-      <w:r>
-        <w:t xml:space="preserve">: día y hora del cierre de Génesis para este grupo (por ejemplo, "el martes 27 a las 23:59"). Si cierra hoy domingo, se usa la variante marcada al final.</w:t>
-      </w:r>
-    </w:p>
     <w:bookmarkEnd w:id="20"/>
-    <w:bookmarkStart w:id="27" w:name="resumen"/>
+    <w:bookmarkStart w:id="30" w:name="resumen"/>
     <w:p>
       <w:pPr>
         <w:pStyle w:val="Heading2"/>
@@ -430,7 +416,7 @@
               <w:jc w:val="left"/>
             </w:pPr>
             <w:r>
-              <w:t xml:space="preserve">La prueba: 2.200 suscriptores</w:t>
+              <w:t xml:space="preserve">La prueba: +3.500 suscriptores</w:t>
             </w:r>
           </w:p>
         </w:tc>
@@ -545,6 +531,120 @@
             </w:pPr>
             <w:r>
               <w:t xml:space="preserve">Quedan [N] lugares</w:t>
+            </w:r>
+          </w:p>
+        </w:tc>
+      </w:tr>
+      <w:tr>
+        <w:tc>
+          <w:tcPr/>
+          <w:p>
+            <w:pPr>
+              <w:pStyle w:val="Compact"/>
+              <w:jc w:val="left"/>
+            </w:pPr>
+            <w:r>
+              <w:t xml:space="preserve">22:00</w:t>
+            </w:r>
+          </w:p>
+        </w:tc>
+        <w:tc>
+          <w:tcPr/>
+          <w:p>
+            <w:pPr>
+              <w:pStyle w:val="Compact"/>
+              <w:jc w:val="left"/>
+            </w:pPr>
+            <w:r>
+              <w:t xml:space="preserve">Texto</w:t>
+            </w:r>
+          </w:p>
+        </w:tc>
+        <w:tc>
+          <w:tcPr/>
+          <w:p>
+            <w:pPr>
+              <w:pStyle w:val="Compact"/>
+              <w:jc w:val="left"/>
+            </w:pPr>
+            <w:r>
+              <w:t xml:space="preserve">Quedan 2 horas</w:t>
+            </w:r>
+          </w:p>
+        </w:tc>
+      </w:tr>
+      <w:tr>
+        <w:tc>
+          <w:tcPr/>
+          <w:p>
+            <w:pPr>
+              <w:pStyle w:val="Compact"/>
+              <w:jc w:val="left"/>
+            </w:pPr>
+            <w:r>
+              <w:t xml:space="preserve">23:00</w:t>
+            </w:r>
+          </w:p>
+        </w:tc>
+        <w:tc>
+          <w:tcPr/>
+          <w:p>
+            <w:pPr>
+              <w:pStyle w:val="Compact"/>
+              <w:jc w:val="left"/>
+            </w:pPr>
+            <w:r>
+              <w:t xml:space="preserve">Texto</w:t>
+            </w:r>
+          </w:p>
+        </w:tc>
+        <w:tc>
+          <w:tcPr/>
+          <w:p>
+            <w:pPr>
+              <w:pStyle w:val="Compact"/>
+              <w:jc w:val="left"/>
+            </w:pPr>
+            <w:r>
+              <w:t xml:space="preserve">Última hora</w:t>
+            </w:r>
+          </w:p>
+        </w:tc>
+      </w:tr>
+      <w:tr>
+        <w:tc>
+          <w:tcPr/>
+          <w:p>
+            <w:pPr>
+              <w:pStyle w:val="Compact"/>
+              <w:jc w:val="left"/>
+            </w:pPr>
+            <w:r>
+              <w:t xml:space="preserve">00:05</w:t>
+            </w:r>
+          </w:p>
+        </w:tc>
+        <w:tc>
+          <w:tcPr/>
+          <w:p>
+            <w:pPr>
+              <w:pStyle w:val="Compact"/>
+              <w:jc w:val="left"/>
+            </w:pPr>
+            <w:r>
+              <w:t xml:space="preserve">Texto</w:t>
+            </w:r>
+          </w:p>
+        </w:tc>
+        <w:tc>
+          <w:tcPr/>
+          <w:p>
+            <w:pPr>
+              <w:pStyle w:val="Compact"/>
+              <w:jc w:val="left"/>
+            </w:pPr>
+            <w:r>
+              <w:t xml:space="preserve">Se cerró</w:t>
             </w:r>
           </w:p>
         </w:tc>
@@ -674,19 +774,7 @@
         <w:pStyle w:val="Compact"/>
       </w:pPr>
       <w:r>
-        <w:t xml:space="preserve">Agendá acá. Cierra</w:t>
-      </w:r>
-      <w:r>
-        <w:t xml:space="preserve"> </w:t>
-      </w:r>
-      <w:r>
-        <w:rPr>
-          <w:rStyle w:val="VerbatimChar"/>
-        </w:rPr>
-        <w:t xml:space="preserve">[CIERRE]</w:t>
-      </w:r>
-      <w:r>
-        <w:t xml:space="preserve">.</w:t>
+        <w:t xml:space="preserve">Agendá acá. Cierra hoy a las 23:59.</w:t>
       </w:r>
     </w:p>
     <w:p>
@@ -727,19 +815,7 @@
         <w:pStyle w:val="BlockText"/>
       </w:pPr>
       <w:r>
-        <w:t xml:space="preserve">Cierra</w:t>
-      </w:r>
-      <w:r>
-        <w:t xml:space="preserve"> </w:t>
-      </w:r>
-      <w:r>
-        <w:rPr>
-          <w:rStyle w:val="VerbatimChar"/>
-        </w:rPr>
-        <w:t xml:space="preserve">[CIERRE]</w:t>
-      </w:r>
-      <w:r>
-        <w:t xml:space="preserve">.</w:t>
+        <w:t xml:space="preserve">Cierra hoy a las 23:59.</w:t>
       </w:r>
     </w:p>
     <w:bookmarkEnd w:id="22"/>
@@ -757,7 +833,7 @@
         <w:pStyle w:val="FirstParagraph"/>
       </w:pPr>
       <w:r>
-        <w:t xml:space="preserve">Imagen: panel de suscriptores (2.200 activos · 1,28% churn).</w:t>
+        <w:t xml:space="preserve">Imagen: panel de suscriptores (+3.500 activos · menos de 5% de churn).</w:t>
       </w:r>
     </w:p>
     <w:p>
@@ -765,7 +841,7 @@
         <w:pStyle w:val="BlockText"/>
       </w:pPr>
       <w:r>
-        <w:t xml:space="preserve">2.200 suscriptores activos. 1,28% de churn. En Argentina.</w:t>
+        <w:t xml:space="preserve">Más de 3.500 suscriptores activos. Menos de 5% de churn. En Argentina.</w:t>
       </w:r>
     </w:p>
     <w:p>
@@ -893,6 +969,14 @@
           <w:rStyle w:val="VerbatimChar"/>
         </w:rPr>
         <w:t xml:space="preserve">[LINK AGENDA]</w:t>
+      </w:r>
+    </w:p>
+    <w:p>
+      <w:pPr>
+        <w:pStyle w:val="BlockText"/>
+      </w:pPr>
+      <w:r>
+        <w:t xml:space="preserve">Cierra hoy a las 23:59.</w:t>
       </w:r>
     </w:p>
     <w:bookmarkEnd w:id="25"/>
@@ -958,19 +1042,7 @@
         <w:pStyle w:val="Compact"/>
       </w:pPr>
       <w:r>
-        <w:t xml:space="preserve">Quedan [N] lugares. Cierra</w:t>
-      </w:r>
-      <w:r>
-        <w:t xml:space="preserve"> </w:t>
-      </w:r>
-      <w:r>
-        <w:rPr>
-          <w:rStyle w:val="VerbatimChar"/>
-        </w:rPr>
-        <w:t xml:space="preserve">[CIERRE]</w:t>
-      </w:r>
-      <w:r>
-        <w:t xml:space="preserve">.</w:t>
+        <w:t xml:space="preserve">Quedan [N] lugares. Cierra hoy a las 23:59.</w:t>
       </w:r>
     </w:p>
     <w:p>
@@ -994,19 +1066,7 @@
         <w:pStyle w:val="BlockText"/>
       </w:pPr>
       <w:r>
-        <w:t xml:space="preserve">Quedan [N] lugares en Génesis. Cierra</w:t>
-      </w:r>
-      <w:r>
-        <w:t xml:space="preserve"> </w:t>
-      </w:r>
-      <w:r>
-        <w:rPr>
-          <w:rStyle w:val="VerbatimChar"/>
-        </w:rPr>
-        <w:t xml:space="preserve">[CIERRE]</w:t>
-      </w:r>
-      <w:r>
-        <w:t xml:space="preserve">:</w:t>
+        <w:t xml:space="preserve">Quedan [N] lugares en Génesis. Cierra hoy a las 23:59:</w:t>
       </w:r>
       <w:r>
         <w:t xml:space="preserve"> </w:t>
@@ -1018,48 +1078,8 @@
         <w:t xml:space="preserve">[LINK AGENDA]</w:t>
       </w:r>
     </w:p>
-    <w:p>
-      <w:r>
-        <w:pict>
-          <v:rect style="width:0;height:1.5pt" o:hralign="center" o:hrstd="t" o:hr="t"/>
-        </w:pict>
-      </w:r>
-    </w:p>
     <w:bookmarkEnd w:id="26"/>
-    <w:bookmarkEnd w:id="27"/>
-    <w:bookmarkStart w:id="31" w:name="Xe28218f62cc5b037e1b257ca16842d73b435f36"/>
-    <w:p>
-      <w:pPr>
-        <w:pStyle w:val="Heading2"/>
-      </w:pPr>
-      <w:r>
-        <w:t xml:space="preserve">Variante: si Génesis cierra hoy, domingo 25, a las 23:59</w:t>
-      </w:r>
-    </w:p>
-    <w:p>
-      <w:pPr>
-        <w:pStyle w:val="FirstParagraph"/>
-      </w:pPr>
-      <w:r>
-        <w:t xml:space="preserve">Se usa todo lo de arriba con</w:t>
-      </w:r>
-      <w:r>
-        <w:t xml:space="preserve"> </w:t>
-      </w:r>
-      <w:r>
-        <w:rPr>
-          <w:rStyle w:val="VerbatimChar"/>
-        </w:rPr>
-        <w:t xml:space="preserve">[CIERRE]</w:t>
-      </w:r>
-      <w:r>
-        <w:t xml:space="preserve"> </w:t>
-      </w:r>
-      <w:r>
-        <w:t xml:space="preserve">= "hoy a las 23:59", y se suman estos tres:</w:t>
-      </w:r>
-    </w:p>
-    <w:bookmarkStart w:id="28" w:name="Xaf6f5e77aecb6cdf50d64fe3e83034560c34b7f"/>
+    <w:bookmarkStart w:id="27" w:name="Xaf6f5e77aecb6cdf50d64fe3e83034560c34b7f"/>
     <w:p>
       <w:pPr>
         <w:pStyle w:val="Heading3"/>
@@ -1093,8 +1113,8 @@
         <w:t xml:space="preserve">[LINK AGENDA]</w:t>
       </w:r>
     </w:p>
-    <w:bookmarkEnd w:id="28"/>
-    <w:bookmarkStart w:id="29" w:name="Xb407252b060ca2ed000a7f8c5e9993476dcef68"/>
+    <w:bookmarkEnd w:id="27"/>
+    <w:bookmarkStart w:id="28" w:name="Xb407252b060ca2ed000a7f8c5e9993476dcef68"/>
     <w:p>
       <w:pPr>
         <w:pStyle w:val="Heading3"/>
@@ -1122,35 +1142,35 @@
         <w:t xml:space="preserve">[LINK AGENDA]</w:t>
       </w:r>
     </w:p>
+    <w:bookmarkEnd w:id="28"/>
+    <w:bookmarkStart w:id="29" w:name="X7039f9da4bdc8d76ff8e0ed1136ee619bd4b64a"/>
+    <w:p>
+      <w:pPr>
+        <w:pStyle w:val="Heading3"/>
+      </w:pPr>
+      <w:r>
+        <w:t xml:space="preserve">00:05 · Texto · Se cerró</w:t>
+      </w:r>
+    </w:p>
+    <w:p>
+      <w:pPr>
+        <w:pStyle w:val="BlockText"/>
+      </w:pPr>
+      <w:r>
+        <w:t xml:space="preserve">Se cerró Génesis. A los que entraron, nos vemos adentro.</w:t>
+      </w:r>
+    </w:p>
+    <w:p>
+      <w:pPr>
+        <w:pStyle w:val="BlockText"/>
+      </w:pPr>
+      <w:r>
+        <w:t xml:space="preserve">Y a todos, gracias por estar estos días.</w:t>
+      </w:r>
+    </w:p>
     <w:bookmarkEnd w:id="29"/>
-    <w:bookmarkStart w:id="30" w:name="X7039f9da4bdc8d76ff8e0ed1136ee619bd4b64a"/>
-    <w:p>
-      <w:pPr>
-        <w:pStyle w:val="Heading3"/>
-      </w:pPr>
-      <w:r>
-        <w:t xml:space="preserve">00:05 · Texto · Se cerró</w:t>
-      </w:r>
-    </w:p>
-    <w:p>
-      <w:pPr>
-        <w:pStyle w:val="BlockText"/>
-      </w:pPr>
-      <w:r>
-        <w:t xml:space="preserve">Se cerró Génesis. A los que entraron, nos vemos adentro.</w:t>
-      </w:r>
-    </w:p>
-    <w:p>
-      <w:pPr>
-        <w:pStyle w:val="BlockText"/>
-      </w:pPr>
-      <w:r>
-        <w:t xml:space="preserve">Y a todos, gracias por estar estos días.</w:t>
-      </w:r>
-    </w:p>
     <w:bookmarkEnd w:id="30"/>
     <w:bookmarkEnd w:id="31"/>
-    <w:bookmarkEnd w:id="32"/>
     <w:sectPr/>
   </w:body>
 </w:document>

--- a/agentes/mi-negocio/entregables/repesca-24-10-post-clase-whatsapp.docx
+++ b/agentes/mi-negocio/entregables/repesca-24-10-post-clase-whatsapp.docx
@@ -2,7 +2,7 @@
 <file path=word/document.xml><?xml version="1.0" encoding="utf-8"?>
 <w:document xmlns:w="http://schemas.openxmlformats.org/wordprocessingml/2006/main" xmlns:m="http://schemas.openxmlformats.org/officeDocument/2006/math" xmlns:r="http://schemas.openxmlformats.org/officeDocument/2006/relationships" xmlns:o="urn:schemas-microsoft-com:office:office" xmlns:v="urn:schemas-microsoft-com:vml" xmlns:w10="urn:schemas-microsoft-com:office:word" xmlns:a="http://schemas.openxmlformats.org/drawingml/2006/main" xmlns:pic="http://schemas.openxmlformats.org/drawingml/2006/picture" xmlns:wp="http://schemas.openxmlformats.org/drawingml/2006/wordprocessingDrawing">
   <w:body>
-    <w:bookmarkStart w:id="31" w:name="Xe73bd5e368c53bc0ee6b4b7cb050490a381903e"/>
+    <w:bookmarkStart w:id="32" w:name="Xe73bd5e368c53bc0ee6b4b7cb050490a381903e"/>
     <w:p>
       <w:pPr>
         <w:pStyle w:val="Heading1"/>
@@ -28,7 +28,7 @@
         <w:t xml:space="preserve">).</w:t>
       </w:r>
     </w:p>
-    <w:bookmarkStart w:id="20" w:name="reglas"/>
+    <w:bookmarkStart w:id="21" w:name="reglas"/>
     <w:p>
       <w:pPr>
         <w:pStyle w:val="Heading2"/>
@@ -106,16 +106,7 @@
         <w:t xml:space="preserve"> </w:t>
       </w:r>
       <w:r>
-        <w:t xml:space="preserve">los lugares que quedan (</w:t>
-      </w:r>
-      <w:r>
-        <w:rPr>
-          <w:rStyle w:val="VerbatimChar"/>
-        </w:rPr>
-        <w:t xml:space="preserve">[N]</w:t>
-      </w:r>
-      <w:r>
-        <w:t xml:space="preserve">, el número real) y el cierre de Génesis:</w:t>
+        <w:t xml:space="preserve">los lugares que quedan (4; si se cierra una venta durante el día, bajarlo en los mensajes que siguen) y el cierre de Génesis:</w:t>
       </w:r>
       <w:r>
         <w:t xml:space="preserve"> </w:t>
@@ -195,12 +186,14 @@
         </w:numPr>
         <w:pStyle w:val="Compact"/>
       </w:pPr>
-      <w:r>
-        <w:rPr>
-          <w:rStyle w:val="VerbatimChar"/>
-        </w:rPr>
-        <w:t xml:space="preserve">[LINK REPLAY]</w:t>
-      </w:r>
+      <w:hyperlink r:id="rId20">
+        <w:r>
+          <w:rPr>
+            <w:rStyle w:val="Hyperlink"/>
+          </w:rPr>
+          <w:t xml:space="preserve">https://applygenesis.com/replay</w:t>
+        </w:r>
+      </w:hyperlink>
       <w:r>
         <w:t xml:space="preserve"> </w:t>
       </w:r>
@@ -226,26 +219,8 @@
         <w:t xml:space="preserve">.</w:t>
       </w:r>
     </w:p>
-    <w:p>
-      <w:pPr>
-        <w:numPr>
-          <w:ilvl w:val="0"/>
-          <w:numId w:val="1002"/>
-        </w:numPr>
-        <w:pStyle w:val="Compact"/>
-      </w:pPr>
-      <w:r>
-        <w:rPr>
-          <w:rStyle w:val="VerbatimChar"/>
-        </w:rPr>
-        <w:t xml:space="preserve">[N]</w:t>
-      </w:r>
-      <w:r>
-        <w:t xml:space="preserve">: lugares que quedan en Génesis.</w:t>
-      </w:r>
-    </w:p>
-    <w:bookmarkEnd w:id="20"/>
-    <w:bookmarkStart w:id="30" w:name="resumen"/>
+    <w:bookmarkEnd w:id="21"/>
+    <w:bookmarkStart w:id="31" w:name="resumen"/>
     <w:p>
       <w:pPr>
         <w:pStyle w:val="Heading2"/>
@@ -530,7 +505,7 @@
               <w:jc w:val="left"/>
             </w:pPr>
             <w:r>
-              <w:t xml:space="preserve">Quedan [N] lugares</w:t>
+              <w:t xml:space="preserve">Quedan 4 lugares</w:t>
             </w:r>
           </w:p>
         </w:tc>
@@ -657,7 +632,7 @@
         </w:pict>
       </w:r>
     </w:p>
-    <w:bookmarkStart w:id="21" w:name="Xdb88157576ffa9cf0eeec608f5bbbb47e97ba15"/>
+    <w:bookmarkStart w:id="22" w:name="Xdb88157576ffa9cf0eeec608f5bbbb47e97ba15"/>
     <w:p>
       <w:pPr>
         <w:pStyle w:val="Heading3"/>
@@ -676,12 +651,14 @@
       <w:r>
         <w:t xml:space="preserve"> </w:t>
       </w:r>
-      <w:r>
-        <w:rPr>
-          <w:rStyle w:val="VerbatimChar"/>
-        </w:rPr>
-        <w:t xml:space="preserve">[LINK REPLAY]</w:t>
-      </w:r>
+      <w:hyperlink r:id="rId20">
+        <w:r>
+          <w:rPr>
+            <w:rStyle w:val="Hyperlink"/>
+          </w:rPr>
+          <w:t xml:space="preserve">https://applygenesis.com/replay</w:t>
+        </w:r>
+      </w:hyperlink>
     </w:p>
     <w:p>
       <w:pPr>
@@ -691,19 +668,8 @@
         <w:t xml:space="preserve">Si no llegaste, miralo con tus números al lado: margen por pedido, CPA y cada cuánto se le termina el producto a tu cliente. Es la cuenta que vas a querer hacer.</w:t>
       </w:r>
     </w:p>
-    <w:p>
-      <w:pPr>
-        <w:pStyle w:val="BlockText"/>
-      </w:pPr>
-      <w:r>
-        <w:rPr>
-          <w:rStyle w:val="VerbatimChar"/>
-        </w:rPr>
-        <w:t xml:space="preserve">[CONFIRMAR: hasta cuándo está la repetición. Si se baja, decirlo acá con la hora real.]</w:t>
-      </w:r>
-    </w:p>
-    <w:bookmarkEnd w:id="21"/>
-    <w:bookmarkStart w:id="22" w:name="X0403bece264dc4dcfffcd2af7828112e24645a1"/>
+    <w:bookmarkEnd w:id="22"/>
+    <w:bookmarkStart w:id="23" w:name="X0403bece264dc4dcfffcd2af7828112e24645a1"/>
     <w:p>
       <w:pPr>
         <w:pStyle w:val="Heading3"/>
@@ -818,8 +784,8 @@
         <w:t xml:space="preserve">Cierra hoy a las 23:59.</w:t>
       </w:r>
     </w:p>
-    <w:bookmarkEnd w:id="22"/>
-    <w:bookmarkStart w:id="23" w:name="X36471efae2a13ab72d8aee8528e2cb1e6fc86b0"/>
+    <w:bookmarkEnd w:id="23"/>
+    <w:bookmarkStart w:id="24" w:name="X36471efae2a13ab72d8aee8528e2cb1e6fc86b0"/>
     <w:p>
       <w:pPr>
         <w:pStyle w:val="Heading3"/>
@@ -869,8 +835,8 @@
         <w:t xml:space="preserve">[LINK AGENDA]</w:t>
       </w:r>
     </w:p>
-    <w:bookmarkEnd w:id="23"/>
-    <w:bookmarkStart w:id="24" w:name="X16dd77f052e0167e6ec547e9cfd02f0f2028c97"/>
+    <w:bookmarkEnd w:id="24"/>
+    <w:bookmarkStart w:id="25" w:name="X16dd77f052e0167e6ec547e9cfd02f0f2028c97"/>
     <w:p>
       <w:pPr>
         <w:pStyle w:val="Heading3"/>
@@ -920,8 +886,8 @@
         <w:t xml:space="preserve">[LINK AGENDA]</w:t>
       </w:r>
     </w:p>
-    <w:bookmarkEnd w:id="24"/>
-    <w:bookmarkStart w:id="25" w:name="Xf781a0cada58a466bf6bfc66c8d4e48b34e2057"/>
+    <w:bookmarkEnd w:id="25"/>
+    <w:bookmarkStart w:id="26" w:name="Xf781a0cada58a466bf6bfc66c8d4e48b34e2057"/>
     <w:p>
       <w:pPr>
         <w:pStyle w:val="Heading3"/>
@@ -979,14 +945,14 @@
         <w:t xml:space="preserve">Cierra hoy a las 23:59.</w:t>
       </w:r>
     </w:p>
-    <w:bookmarkEnd w:id="25"/>
-    <w:bookmarkStart w:id="26" w:name="X81fe029d40231737abddeb6190b088a80fdf910"/>
+    <w:bookmarkEnd w:id="26"/>
+    <w:bookmarkStart w:id="27" w:name="Xff447263df0e7d4cc49bf21e0ebcff977050994"/>
     <w:p>
       <w:pPr>
         <w:pStyle w:val="Heading3"/>
       </w:pPr>
       <w:r>
-        <w:t xml:space="preserve">21:00 · Video selfie (45 s) · Quedan [N] lugares</w:t>
+        <w:t xml:space="preserve">21:00 · Video selfie (45 s) · Quedan 4 lugares</w:t>
       </w:r>
     </w:p>
     <w:p>
@@ -1042,7 +1008,7 @@
         <w:pStyle w:val="Compact"/>
       </w:pPr>
       <w:r>
-        <w:t xml:space="preserve">Quedan [N] lugares. Cierra hoy a las 23:59.</w:t>
+        <w:t xml:space="preserve">Quedan 4 lugares. Cierra hoy a las 23:59.</w:t>
       </w:r>
     </w:p>
     <w:p>
@@ -1066,7 +1032,7 @@
         <w:pStyle w:val="BlockText"/>
       </w:pPr>
       <w:r>
-        <w:t xml:space="preserve">Quedan [N] lugares en Génesis. Cierra hoy a las 23:59:</w:t>
+        <w:t xml:space="preserve">Quedan 4 lugares en Génesis. Cierra hoy a las 23:59:</w:t>
       </w:r>
       <w:r>
         <w:t xml:space="preserve"> </w:t>
@@ -1078,8 +1044,8 @@
         <w:t xml:space="preserve">[LINK AGENDA]</w:t>
       </w:r>
     </w:p>
-    <w:bookmarkEnd w:id="26"/>
-    <w:bookmarkStart w:id="27" w:name="Xaf6f5e77aecb6cdf50d64fe3e83034560c34b7f"/>
+    <w:bookmarkEnd w:id="27"/>
+    <w:bookmarkStart w:id="28" w:name="Xaf6f5e77aecb6cdf50d64fe3e83034560c34b7f"/>
     <w:p>
       <w:pPr>
         <w:pStyle w:val="Heading3"/>
@@ -1113,8 +1079,8 @@
         <w:t xml:space="preserve">[LINK AGENDA]</w:t>
       </w:r>
     </w:p>
-    <w:bookmarkEnd w:id="27"/>
-    <w:bookmarkStart w:id="28" w:name="Xb407252b060ca2ed000a7f8c5e9993476dcef68"/>
+    <w:bookmarkEnd w:id="28"/>
+    <w:bookmarkStart w:id="29" w:name="Xb407252b060ca2ed000a7f8c5e9993476dcef68"/>
     <w:p>
       <w:pPr>
         <w:pStyle w:val="Heading3"/>
@@ -1142,8 +1108,8 @@
         <w:t xml:space="preserve">[LINK AGENDA]</w:t>
       </w:r>
     </w:p>
-    <w:bookmarkEnd w:id="28"/>
-    <w:bookmarkStart w:id="29" w:name="X7039f9da4bdc8d76ff8e0ed1136ee619bd4b64a"/>
+    <w:bookmarkEnd w:id="29"/>
+    <w:bookmarkStart w:id="30" w:name="X7039f9da4bdc8d76ff8e0ed1136ee619bd4b64a"/>
     <w:p>
       <w:pPr>
         <w:pStyle w:val="Heading3"/>
@@ -1168,9 +1134,9 @@
         <w:t xml:space="preserve">Y a todos, gracias por estar estos días.</w:t>
       </w:r>
     </w:p>
-    <w:bookmarkEnd w:id="29"/>
     <w:bookmarkEnd w:id="30"/>
     <w:bookmarkEnd w:id="31"/>
+    <w:bookmarkEnd w:id="32"/>
     <w:sectPr/>
   </w:body>
 </w:document>

--- a/agentes/mi-negocio/entregables/repesca-24-10-post-clase-whatsapp.docx
+++ b/agentes/mi-negocio/entregables/repesca-24-10-post-clase-whatsapp.docx
@@ -186,6 +186,22 @@
         </w:numPr>
         <w:pStyle w:val="Compact"/>
       </w:pPr>
+      <w:r>
+        <w:rPr>
+          <w:bCs/>
+          <w:b/>
+        </w:rPr>
+        <w:t xml:space="preserve">Antes del domingo a las 9:</w:t>
+      </w:r>
+      <w:r>
+        <w:t xml:space="preserve"> </w:t>
+      </w:r>
+      <w:r>
+        <w:t xml:space="preserve">cargar en</w:t>
+      </w:r>
+      <w:r>
+        <w:t xml:space="preserve"> </w:t>
+      </w:r>
       <w:hyperlink r:id="rId20">
         <w:r>
           <w:rPr>
@@ -198,7 +214,7 @@
         <w:t xml:space="preserve"> </w:t>
       </w:r>
       <w:r>
-        <w:t xml:space="preserve">y hasta cuándo está la repetición.</w:t>
+        <w:t xml:space="preserve">el video de la clase del sábado (hoy tiene el del lunes 19).</w:t>
       </w:r>
     </w:p>
     <w:p>

--- a/agentes/mi-negocio/entregables/repesca-24-10-post-clase-whatsapp.docx
+++ b/agentes/mi-negocio/entregables/repesca-24-10-post-clase-whatsapp.docx
@@ -2,7 +2,7 @@
 <file path=word/document.xml><?xml version="1.0" encoding="utf-8"?>
 <w:document xmlns:w="http://schemas.openxmlformats.org/wordprocessingml/2006/main" xmlns:m="http://schemas.openxmlformats.org/officeDocument/2006/math" xmlns:r="http://schemas.openxmlformats.org/officeDocument/2006/relationships" xmlns:o="urn:schemas-microsoft-com:office:office" xmlns:v="urn:schemas-microsoft-com:vml" xmlns:w10="urn:schemas-microsoft-com:office:word" xmlns:a="http://schemas.openxmlformats.org/drawingml/2006/main" xmlns:pic="http://schemas.openxmlformats.org/drawingml/2006/picture" xmlns:wp="http://schemas.openxmlformats.org/drawingml/2006/wordprocessingDrawing">
   <w:body>
-    <w:bookmarkStart w:id="32" w:name="Xe73bd5e368c53bc0ee6b4b7cb050490a381903e"/>
+    <w:bookmarkStart w:id="33" w:name="Xe73bd5e368c53bc0ee6b4b7cb050490a381903e"/>
     <w:p>
       <w:pPr>
         <w:pStyle w:val="Heading1"/>
@@ -28,7 +28,7 @@
         <w:t xml:space="preserve">).</w:t>
       </w:r>
     </w:p>
-    <w:bookmarkStart w:id="21" w:name="reglas"/>
+    <w:bookmarkStart w:id="22" w:name="reglas"/>
     <w:p>
       <w:pPr>
         <w:pStyle w:val="Heading2"/>
@@ -50,19 +50,30 @@
           <w:bCs/>
           <w:b/>
         </w:rPr>
-        <w:t xml:space="preserve">El único llamado a la acción es agendar la llamada:</w:t>
+        <w:t xml:space="preserve">El único llamado a la acción es agendar la llamada</w:t>
       </w:r>
       <w:r>
         <w:t xml:space="preserve"> </w:t>
       </w:r>
       <w:r>
-        <w:rPr>
-          <w:rStyle w:val="VerbatimChar"/>
-        </w:rPr>
-        <w:t xml:space="preserve">[LINK AGENDA]</w:t>
-      </w:r>
-      <w:r>
-        <w:t xml:space="preserve">. No hay link de pago.</w:t>
+        <w:t xml:space="preserve">con el formulario de aplicación:</w:t>
+      </w:r>
+      <w:r>
+        <w:t xml:space="preserve"> </w:t>
+      </w:r>
+      <w:hyperlink r:id="rId20">
+        <w:r>
+          <w:rPr>
+            <w:rStyle w:val="Hyperlink"/>
+          </w:rPr>
+          <w:t xml:space="preserve">https://applygenesis.com/aplication?utm_source=whatsapp&amp;utm_medium=post-clase&amp;utm_campaign=genesis-24-10</w:t>
+        </w:r>
+      </w:hyperlink>
+      <w:r>
+        <w:t xml:space="preserve"> </w:t>
+      </w:r>
+      <w:r>
+        <w:t xml:space="preserve">(el lead aplica y agenda). No hay link de pago.</w:t>
       </w:r>
     </w:p>
     <w:p>
@@ -175,7 +186,7 @@
           <w:bCs/>
           <w:b/>
         </w:rPr>
-        <w:t xml:space="preserve">Datos a completar antes de mandar:</w:t>
+        <w:t xml:space="preserve">Antes de mandar:</w:t>
       </w:r>
     </w:p>
     <w:p>
@@ -202,7 +213,7 @@
       <w:r>
         <w:t xml:space="preserve"> </w:t>
       </w:r>
-      <w:hyperlink r:id="rId20">
+      <w:hyperlink r:id="rId21">
         <w:r>
           <w:rPr>
             <w:rStyle w:val="Hyperlink"/>
@@ -217,26 +228,8 @@
         <w:t xml:space="preserve">el video de la clase del sábado (hoy tiene el del lunes 19).</w:t>
       </w:r>
     </w:p>
-    <w:p>
-      <w:pPr>
-        <w:numPr>
-          <w:ilvl w:val="0"/>
-          <w:numId w:val="1002"/>
-        </w:numPr>
-        <w:pStyle w:val="Compact"/>
-      </w:pPr>
-      <w:r>
-        <w:rPr>
-          <w:rStyle w:val="VerbatimChar"/>
-        </w:rPr>
-        <w:t xml:space="preserve">[LINK AGENDA]</w:t>
-      </w:r>
-      <w:r>
-        <w:t xml:space="preserve">.</w:t>
-      </w:r>
-    </w:p>
-    <w:bookmarkEnd w:id="21"/>
-    <w:bookmarkStart w:id="31" w:name="resumen"/>
+    <w:bookmarkEnd w:id="22"/>
+    <w:bookmarkStart w:id="32" w:name="resumen"/>
     <w:p>
       <w:pPr>
         <w:pStyle w:val="Heading2"/>
@@ -648,7 +641,7 @@
         </w:pict>
       </w:r>
     </w:p>
-    <w:bookmarkStart w:id="22" w:name="Xdb88157576ffa9cf0eeec608f5bbbb47e97ba15"/>
+    <w:bookmarkStart w:id="23" w:name="Xdb88157576ffa9cf0eeec608f5bbbb47e97ba15"/>
     <w:p>
       <w:pPr>
         <w:pStyle w:val="Heading3"/>
@@ -667,7 +660,7 @@
       <w:r>
         <w:t xml:space="preserve"> </w:t>
       </w:r>
-      <w:hyperlink r:id="rId20">
+      <w:hyperlink r:id="rId21">
         <w:r>
           <w:rPr>
             <w:rStyle w:val="Hyperlink"/>
@@ -684,8 +677,8 @@
         <w:t xml:space="preserve">Si no llegaste, miralo con tus números al lado: margen por pedido, CPA y cada cuánto se le termina el producto a tu cliente. Es la cuenta que vas a querer hacer.</w:t>
       </w:r>
     </w:p>
-    <w:bookmarkEnd w:id="22"/>
-    <w:bookmarkStart w:id="23" w:name="X0403bece264dc4dcfffcd2af7828112e24645a1"/>
+    <w:bookmarkEnd w:id="23"/>
+    <w:bookmarkStart w:id="24" w:name="X0403bece264dc4dcfffcd2af7828112e24645a1"/>
     <w:p>
       <w:pPr>
         <w:pStyle w:val="Heading3"/>
@@ -785,12 +778,14 @@
       <w:r>
         <w:t xml:space="preserve"> </w:t>
       </w:r>
-      <w:r>
-        <w:rPr>
-          <w:rStyle w:val="VerbatimChar"/>
-        </w:rPr>
-        <w:t xml:space="preserve">[LINK AGENDA]</w:t>
-      </w:r>
+      <w:hyperlink r:id="rId20">
+        <w:r>
+          <w:rPr>
+            <w:rStyle w:val="Hyperlink"/>
+          </w:rPr>
+          <w:t xml:space="preserve">https://applygenesis.com/aplication?utm_source=whatsapp&amp;utm_medium=post-clase&amp;utm_campaign=genesis-24-10</w:t>
+        </w:r>
+      </w:hyperlink>
     </w:p>
     <w:p>
       <w:pPr>
@@ -800,8 +795,8 @@
         <w:t xml:space="preserve">Cierra hoy a las 23:59.</w:t>
       </w:r>
     </w:p>
-    <w:bookmarkEnd w:id="23"/>
-    <w:bookmarkStart w:id="24" w:name="X36471efae2a13ab72d8aee8528e2cb1e6fc86b0"/>
+    <w:bookmarkEnd w:id="24"/>
+    <w:bookmarkStart w:id="25" w:name="X36471efae2a13ab72d8aee8528e2cb1e6fc86b0"/>
     <w:p>
       <w:pPr>
         <w:pStyle w:val="Heading3"/>
@@ -844,15 +839,17 @@
       <w:r>
         <w:t xml:space="preserve"> </w:t>
       </w:r>
-      <w:r>
-        <w:rPr>
-          <w:rStyle w:val="VerbatimChar"/>
-        </w:rPr>
-        <w:t xml:space="preserve">[LINK AGENDA]</w:t>
-      </w:r>
-    </w:p>
-    <w:bookmarkEnd w:id="24"/>
-    <w:bookmarkStart w:id="25" w:name="X16dd77f052e0167e6ec547e9cfd02f0f2028c97"/>
+      <w:hyperlink r:id="rId20">
+        <w:r>
+          <w:rPr>
+            <w:rStyle w:val="Hyperlink"/>
+          </w:rPr>
+          <w:t xml:space="preserve">https://applygenesis.com/aplication?utm_source=whatsapp&amp;utm_medium=post-clase&amp;utm_campaign=genesis-24-10</w:t>
+        </w:r>
+      </w:hyperlink>
+    </w:p>
+    <w:bookmarkEnd w:id="25"/>
+    <w:bookmarkStart w:id="26" w:name="X16dd77f052e0167e6ec547e9cfd02f0f2028c97"/>
     <w:p>
       <w:pPr>
         <w:pStyle w:val="Heading3"/>
@@ -895,15 +892,17 @@
       <w:r>
         <w:t xml:space="preserve"> </w:t>
       </w:r>
-      <w:r>
-        <w:rPr>
-          <w:rStyle w:val="VerbatimChar"/>
-        </w:rPr>
-        <w:t xml:space="preserve">[LINK AGENDA]</w:t>
-      </w:r>
-    </w:p>
-    <w:bookmarkEnd w:id="25"/>
-    <w:bookmarkStart w:id="26" w:name="Xf781a0cada58a466bf6bfc66c8d4e48b34e2057"/>
+      <w:hyperlink r:id="rId20">
+        <w:r>
+          <w:rPr>
+            <w:rStyle w:val="Hyperlink"/>
+          </w:rPr>
+          <w:t xml:space="preserve">https://applygenesis.com/aplication?utm_source=whatsapp&amp;utm_medium=post-clase&amp;utm_campaign=genesis-24-10</w:t>
+        </w:r>
+      </w:hyperlink>
+    </w:p>
+    <w:bookmarkEnd w:id="26"/>
+    <w:bookmarkStart w:id="27" w:name="Xf781a0cada58a466bf6bfc66c8d4e48b34e2057"/>
     <w:p>
       <w:pPr>
         <w:pStyle w:val="Heading3"/>
@@ -946,12 +945,14 @@
       <w:r>
         <w:t xml:space="preserve"> </w:t>
       </w:r>
-      <w:r>
-        <w:rPr>
-          <w:rStyle w:val="VerbatimChar"/>
-        </w:rPr>
-        <w:t xml:space="preserve">[LINK AGENDA]</w:t>
-      </w:r>
+      <w:hyperlink r:id="rId20">
+        <w:r>
+          <w:rPr>
+            <w:rStyle w:val="Hyperlink"/>
+          </w:rPr>
+          <w:t xml:space="preserve">https://applygenesis.com/aplication?utm_source=whatsapp&amp;utm_medium=post-clase&amp;utm_campaign=genesis-24-10</w:t>
+        </w:r>
+      </w:hyperlink>
     </w:p>
     <w:p>
       <w:pPr>
@@ -961,8 +962,8 @@
         <w:t xml:space="preserve">Cierra hoy a las 23:59.</w:t>
       </w:r>
     </w:p>
-    <w:bookmarkEnd w:id="26"/>
-    <w:bookmarkStart w:id="27" w:name="Xff447263df0e7d4cc49bf21e0ebcff977050994"/>
+    <w:bookmarkEnd w:id="27"/>
+    <w:bookmarkStart w:id="28" w:name="Xff447263df0e7d4cc49bf21e0ebcff977050994"/>
     <w:p>
       <w:pPr>
         <w:pStyle w:val="Heading3"/>
@@ -1053,15 +1054,17 @@
       <w:r>
         <w:t xml:space="preserve"> </w:t>
       </w:r>
-      <w:r>
-        <w:rPr>
-          <w:rStyle w:val="VerbatimChar"/>
-        </w:rPr>
-        <w:t xml:space="preserve">[LINK AGENDA]</w:t>
-      </w:r>
-    </w:p>
-    <w:bookmarkEnd w:id="27"/>
-    <w:bookmarkStart w:id="28" w:name="Xaf6f5e77aecb6cdf50d64fe3e83034560c34b7f"/>
+      <w:hyperlink r:id="rId20">
+        <w:r>
+          <w:rPr>
+            <w:rStyle w:val="Hyperlink"/>
+          </w:rPr>
+          <w:t xml:space="preserve">https://applygenesis.com/aplication?utm_source=whatsapp&amp;utm_medium=post-clase&amp;utm_campaign=genesis-24-10</w:t>
+        </w:r>
+      </w:hyperlink>
+    </w:p>
+    <w:bookmarkEnd w:id="28"/>
+    <w:bookmarkStart w:id="29" w:name="Xaf6f5e77aecb6cdf50d64fe3e83034560c34b7f"/>
     <w:p>
       <w:pPr>
         <w:pStyle w:val="Heading3"/>
@@ -1088,15 +1091,17 @@
       <w:r>
         <w:t xml:space="preserve"> </w:t>
       </w:r>
-      <w:r>
-        <w:rPr>
-          <w:rStyle w:val="VerbatimChar"/>
-        </w:rPr>
-        <w:t xml:space="preserve">[LINK AGENDA]</w:t>
-      </w:r>
-    </w:p>
-    <w:bookmarkEnd w:id="28"/>
-    <w:bookmarkStart w:id="29" w:name="Xb407252b060ca2ed000a7f8c5e9993476dcef68"/>
+      <w:hyperlink r:id="rId20">
+        <w:r>
+          <w:rPr>
+            <w:rStyle w:val="Hyperlink"/>
+          </w:rPr>
+          <w:t xml:space="preserve">https://applygenesis.com/aplication?utm_source=whatsapp&amp;utm_medium=post-clase&amp;utm_campaign=genesis-24-10</w:t>
+        </w:r>
+      </w:hyperlink>
+    </w:p>
+    <w:bookmarkEnd w:id="29"/>
+    <w:bookmarkStart w:id="30" w:name="Xb407252b060ca2ed000a7f8c5e9993476dcef68"/>
     <w:p>
       <w:pPr>
         <w:pStyle w:val="Heading3"/>
@@ -1117,15 +1122,17 @@
       <w:pPr>
         <w:pStyle w:val="BlockText"/>
       </w:pPr>
-      <w:r>
-        <w:rPr>
-          <w:rStyle w:val="VerbatimChar"/>
-        </w:rPr>
-        <w:t xml:space="preserve">[LINK AGENDA]</w:t>
-      </w:r>
-    </w:p>
-    <w:bookmarkEnd w:id="29"/>
-    <w:bookmarkStart w:id="30" w:name="X7039f9da4bdc8d76ff8e0ed1136ee619bd4b64a"/>
+      <w:hyperlink r:id="rId20">
+        <w:r>
+          <w:rPr>
+            <w:rStyle w:val="Hyperlink"/>
+          </w:rPr>
+          <w:t xml:space="preserve">https://applygenesis.com/aplication?utm_source=whatsapp&amp;utm_medium=post-clase&amp;utm_campaign=genesis-24-10</w:t>
+        </w:r>
+      </w:hyperlink>
+    </w:p>
+    <w:bookmarkEnd w:id="30"/>
+    <w:bookmarkStart w:id="31" w:name="X7039f9da4bdc8d76ff8e0ed1136ee619bd4b64a"/>
     <w:p>
       <w:pPr>
         <w:pStyle w:val="Heading3"/>
@@ -1150,9 +1157,9 @@
         <w:t xml:space="preserve">Y a todos, gracias por estar estos días.</w:t>
       </w:r>
     </w:p>
-    <w:bookmarkEnd w:id="30"/>
     <w:bookmarkEnd w:id="31"/>
     <w:bookmarkEnd w:id="32"/>
+    <w:bookmarkEnd w:id="33"/>
     <w:sectPr/>
   </w:body>
 </w:document>
